--- a/CSDE502_Sp26_final_assignment.docx
+++ b/CSDE502_Sp26_final_assignment.docx
@@ -50,7 +50,10 @@
         <w:t>June 6</w:t>
       </w:r>
       <w:r>
-        <w:t>\5</w:t>
+        <w:t>/</w:t>
+      </w:r>
+      <w:r>
+        <w:t>5</w:t>
       </w:r>
       <w:r>
         <w:t>, at 5pm.</w:t>
@@ -748,6 +751,7 @@
   <w:style w:type="character" w:default="1" w:styleId="DefaultParagraphFont">
     <w:name w:val="Default Paragraph Font"/>
     <w:uiPriority w:val="1"/>
+    <w:semiHidden/>
     <w:unhideWhenUsed/>
   </w:style>
   <w:style w:type="table" w:default="1" w:styleId="TableNormal">
